--- a/pr-preview/pr-270/variance-covariance-tracked-changes.docx
+++ b/pr-preview/pr-270/variance-covariance-tracked-changes.docx
@@ -16,7 +16,7 @@
       </w:pPr>
       <w:del w:id="1" w:author="PR Preview" w:date="2026-01-01T00:00:00Z">
         <w:r>
-          <w:delText xml:space="preserve">Last modified: 2026-10-26 11:59:37 (PDT)</w:delText>
+          <w:delText xml:space="preserve">Last modified: 2026-10-26 23:10:42 (PDT)</w:delText>
         </w:r>
       </w:del>
     </w:p>
@@ -26,7 +26,7 @@
       </w:pPr>
       <w:ins w:id="2" w:author="PR Preview" w:date="2026-01-01T00:00:00Z">
         <w:r>
-          <w:t xml:space="preserve">Last modified: 2026-10-26 12:23:34 (PDT)</w:t>
+          <w:t xml:space="preserve">Last modified: 2026-10-26 23:15:40 (PDT)</w:t>
         </w:r>
       </w:ins>
     </w:p>
@@ -2726,7 +2726,7 @@
     </w:p>
     <w:bookmarkEnd w:id="26"/>
     <w:bookmarkEnd w:id="27"/>
-    <w:bookmarkStart w:id="51" w:name="variance-and-related-characteristics"/>
+    <w:bookmarkStart w:id="62" w:name="variance-and-related-characteristics"/>
     <w:p>
       <w:pPr>
         <w:pStyle w:val="Heading2"/>
@@ -5191,9 +5191,1501 @@
       <w:r>
         <w:t xml:space="preserve">.</w:t>
       </w:r>
+      <w:r>
+        <w:t xml:space="preserve"> </w:t>
+      </w:r>
+      <w:hyperlink w:anchor="fig-bernoulli-variance">
+        <w:r>
+          <w:rPr>
+            <w:rStyle w:val="Hyperlink"/>
+          </w:rPr>
+          <w:t xml:space="preserve">Figure 1</w:t>
+        </w:r>
+      </w:hyperlink>
+      <w:r>
+        <w:t xml:space="preserve"> </w:t>
+      </w:r>
+      <w:r>
+        <w:t xml:space="preserve">graphs</w:t>
+      </w:r>
+      <w:r>
+        <w:t xml:space="preserve"> </w:t>
+      </w:r>
+      <m:oMath>
+        <m:r>
+          <m:rPr>
+            <m:sty m:val="p"/>
+          </m:rPr>
+          <m:t>Var</m:t>
+        </m:r>
+        <m:r>
+          <m:t>​</m:t>
+        </m:r>
+        <m:d>
+          <m:dPr>
+            <m:begChr m:val="("/>
+            <m:sepChr m:val=""/>
+            <m:endChr m:val=")"/>
+            <m:grow/>
+          </m:dPr>
+          <m:e>
+            <m:r>
+              <m:t>X</m:t>
+            </m:r>
+          </m:e>
+        </m:d>
+        <m:r>
+          <m:t>​</m:t>
+        </m:r>
+      </m:oMath>
+      <w:r>
+        <w:t xml:space="preserve"> </w:t>
+      </w:r>
+      <w:r>
+        <w:t xml:space="preserve">against</w:t>
+      </w:r>
+      <w:r>
+        <w:t xml:space="preserve"> </w:t>
+      </w:r>
+      <m:oMath>
+        <m:r>
+          <m:t>π</m:t>
+        </m:r>
+      </m:oMath>
+      <w:r>
+        <w:t xml:space="preserve">.</w:t>
+      </w:r>
     </w:p>
     <w:bookmarkEnd w:id="33"/>
-    <w:bookmarkStart w:id="35" w:name="def-cond-variance"/>
+    <w:tbl>
+      <w:tblPr>
+        <w:tblStyle w:val="Table"/>
+        <w:tblW w:type="pct" w:w="5000"/>
+        <w:tblLayout w:type="fixed"/>
+        <w:tblLook w:firstRow="0" w:lastRow="0" w:firstColumn="0" w:lastColumn="0" w:noHBand="0" w:noVBand="0" w:val="0000"/>
+      </w:tblPr>
+      <w:tblGrid>
+        <w:gridCol w:w="7920"/>
+      </w:tblGrid>
+      <w:tr>
+        <w:tc>
+          <w:tcPr/>
+          <w:bookmarkStart w:id="44" w:name="fig-bernoulli-variance"/>
+          <w:p>
+            <w:pPr>
+              <w:pStyle w:val="Heading4"/>
+              <w:jc w:val="center"/>
+            </w:pPr>
+            <w:r>
+              <w:t xml:space="preserve">Python</w:t>
+            </w:r>
+          </w:p>
+          <w:p>
+            <w:pPr>
+              <w:pStyle w:val="SourceCode"/>
+              <w:jc w:val="center"/>
+            </w:pPr>
+            <w:r>
+              <w:rPr>
+                <w:rStyle w:val="ImportTok"/>
+              </w:rPr>
+              <w:t xml:space="preserve">import</w:t>
+            </w:r>
+            <w:r>
+              <w:rPr>
+                <w:rStyle w:val="NormalTok"/>
+              </w:rPr>
+              <w:t xml:space="preserve"> numpy </w:t>
+            </w:r>
+            <w:r>
+              <w:rPr>
+                <w:rStyle w:val="ImportTok"/>
+              </w:rPr>
+              <w:t xml:space="preserve">as</w:t>
+            </w:r>
+            <w:r>
+              <w:rPr>
+                <w:rStyle w:val="NormalTok"/>
+              </w:rPr>
+              <w:t xml:space="preserve"> np</w:t>
+            </w:r>
+            <w:r>
+              <w:br/>
+            </w:r>
+            <w:r>
+              <w:rPr>
+                <w:rStyle w:val="ImportTok"/>
+              </w:rPr>
+              <w:t xml:space="preserve">import</w:t>
+            </w:r>
+            <w:r>
+              <w:rPr>
+                <w:rStyle w:val="NormalTok"/>
+              </w:rPr>
+              <w:t xml:space="preserve"> matplotlib.pyplot </w:t>
+            </w:r>
+            <w:r>
+              <w:rPr>
+                <w:rStyle w:val="ImportTok"/>
+              </w:rPr>
+              <w:t xml:space="preserve">as</w:t>
+            </w:r>
+            <w:r>
+              <w:rPr>
+                <w:rStyle w:val="NormalTok"/>
+              </w:rPr>
+              <w:t xml:space="preserve"> plt</w:t>
+            </w:r>
+            <w:r>
+              <w:br/>
+            </w:r>
+            <w:r>
+              <w:br/>
+            </w:r>
+            <w:r>
+              <w:rPr>
+                <w:rStyle w:val="NormalTok"/>
+              </w:rPr>
+              <w:t xml:space="preserve">prob </w:t>
+            </w:r>
+            <w:r>
+              <w:rPr>
+                <w:rStyle w:val="OperatorTok"/>
+              </w:rPr>
+              <w:t xml:space="preserve">=</w:t>
+            </w:r>
+            <w:r>
+              <w:rPr>
+                <w:rStyle w:val="NormalTok"/>
+              </w:rPr>
+              <w:t xml:space="preserve"> np.linspace(</w:t>
+            </w:r>
+            <w:r>
+              <w:rPr>
+                <w:rStyle w:val="DecValTok"/>
+              </w:rPr>
+              <w:t xml:space="preserve">0</w:t>
+            </w:r>
+            <w:r>
+              <w:rPr>
+                <w:rStyle w:val="NormalTok"/>
+              </w:rPr>
+              <w:t xml:space="preserve">, </w:t>
+            </w:r>
+            <w:r>
+              <w:rPr>
+                <w:rStyle w:val="DecValTok"/>
+              </w:rPr>
+              <w:t xml:space="preserve">1</w:t>
+            </w:r>
+            <w:r>
+              <w:rPr>
+                <w:rStyle w:val="NormalTok"/>
+              </w:rPr>
+              <w:t xml:space="preserve">, </w:t>
+            </w:r>
+            <w:r>
+              <w:rPr>
+                <w:rStyle w:val="DecValTok"/>
+              </w:rPr>
+              <w:t xml:space="preserve">201</w:t>
+            </w:r>
+            <w:r>
+              <w:rPr>
+                <w:rStyle w:val="NormalTok"/>
+              </w:rPr>
+              <w:t xml:space="preserve">)</w:t>
+            </w:r>
+            <w:r>
+              <w:br/>
+            </w:r>
+            <w:r>
+              <w:rPr>
+                <w:rStyle w:val="NormalTok"/>
+              </w:rPr>
+              <w:t xml:space="preserve">variance </w:t>
+            </w:r>
+            <w:r>
+              <w:rPr>
+                <w:rStyle w:val="OperatorTok"/>
+              </w:rPr>
+              <w:t xml:space="preserve">=</w:t>
+            </w:r>
+            <w:r>
+              <w:rPr>
+                <w:rStyle w:val="NormalTok"/>
+              </w:rPr>
+              <w:t xml:space="preserve"> prob </w:t>
+            </w:r>
+            <w:r>
+              <w:rPr>
+                <w:rStyle w:val="OperatorTok"/>
+              </w:rPr>
+              <w:t xml:space="preserve">*</w:t>
+            </w:r>
+            <w:r>
+              <w:rPr>
+                <w:rStyle w:val="NormalTok"/>
+              </w:rPr>
+              <w:t xml:space="preserve"> (</w:t>
+            </w:r>
+            <w:r>
+              <w:rPr>
+                <w:rStyle w:val="DecValTok"/>
+              </w:rPr>
+              <w:t xml:space="preserve">1</w:t>
+            </w:r>
+            <w:r>
+              <w:rPr>
+                <w:rStyle w:val="NormalTok"/>
+              </w:rPr>
+              <w:t xml:space="preserve"> </w:t>
+            </w:r>
+            <w:r>
+              <w:rPr>
+                <w:rStyle w:val="OperatorTok"/>
+              </w:rPr>
+              <w:t xml:space="preserve">-</w:t>
+            </w:r>
+            <w:r>
+              <w:rPr>
+                <w:rStyle w:val="NormalTok"/>
+              </w:rPr>
+              <w:t xml:space="preserve"> prob)</w:t>
+            </w:r>
+            <w:r>
+              <w:br/>
+            </w:r>
+            <w:r>
+              <w:br/>
+            </w:r>
+            <w:r>
+              <w:rPr>
+                <w:rStyle w:val="NormalTok"/>
+              </w:rPr>
+              <w:t xml:space="preserve">fig, ax </w:t>
+            </w:r>
+            <w:r>
+              <w:rPr>
+                <w:rStyle w:val="OperatorTok"/>
+              </w:rPr>
+              <w:t xml:space="preserve">=</w:t>
+            </w:r>
+            <w:r>
+              <w:rPr>
+                <w:rStyle w:val="NormalTok"/>
+              </w:rPr>
+              <w:t xml:space="preserve"> plt.subplots(figsize</w:t>
+            </w:r>
+            <w:r>
+              <w:rPr>
+                <w:rStyle w:val="OperatorTok"/>
+              </w:rPr>
+              <w:t xml:space="preserve">=</w:t>
+            </w:r>
+            <w:r>
+              <w:rPr>
+                <w:rStyle w:val="NormalTok"/>
+              </w:rPr>
+              <w:t xml:space="preserve">(</w:t>
+            </w:r>
+            <w:r>
+              <w:rPr>
+                <w:rStyle w:val="DecValTok"/>
+              </w:rPr>
+              <w:t xml:space="preserve">6</w:t>
+            </w:r>
+            <w:r>
+              <w:rPr>
+                <w:rStyle w:val="NormalTok"/>
+              </w:rPr>
+              <w:t xml:space="preserve">, </w:t>
+            </w:r>
+            <w:r>
+              <w:rPr>
+                <w:rStyle w:val="FloatTok"/>
+              </w:rPr>
+              <w:t xml:space="preserve">3.5</w:t>
+            </w:r>
+            <w:r>
+              <w:rPr>
+                <w:rStyle w:val="NormalTok"/>
+              </w:rPr>
+              <w:t xml:space="preserve">), layout</w:t>
+            </w:r>
+            <w:r>
+              <w:rPr>
+                <w:rStyle w:val="OperatorTok"/>
+              </w:rPr>
+              <w:t xml:space="preserve">=</w:t>
+            </w:r>
+            <w:r>
+              <w:rPr>
+                <w:rStyle w:val="StringTok"/>
+              </w:rPr>
+              <w:t xml:space="preserve">"constrained"</w:t>
+            </w:r>
+            <w:r>
+              <w:rPr>
+                <w:rStyle w:val="NormalTok"/>
+              </w:rPr>
+              <w:t xml:space="preserve">)</w:t>
+            </w:r>
+            <w:r>
+              <w:br/>
+            </w:r>
+            <w:r>
+              <w:rPr>
+                <w:rStyle w:val="NormalTok"/>
+              </w:rPr>
+              <w:t xml:space="preserve">ax.plot(prob, variance, color</w:t>
+            </w:r>
+            <w:r>
+              <w:rPr>
+                <w:rStyle w:val="OperatorTok"/>
+              </w:rPr>
+              <w:t xml:space="preserve">=</w:t>
+            </w:r>
+            <w:r>
+              <w:rPr>
+                <w:rStyle w:val="StringTok"/>
+              </w:rPr>
+              <w:t xml:space="preserve">"#1f77b4"</w:t>
+            </w:r>
+            <w:r>
+              <w:rPr>
+                <w:rStyle w:val="NormalTok"/>
+              </w:rPr>
+              <w:t xml:space="preserve">)</w:t>
+            </w:r>
+            <w:r>
+              <w:br/>
+            </w:r>
+            <w:r>
+              <w:rPr>
+                <w:rStyle w:val="NormalTok"/>
+              </w:rPr>
+              <w:t xml:space="preserve">ax.plot(</w:t>
+            </w:r>
+            <w:r>
+              <w:rPr>
+                <w:rStyle w:val="FloatTok"/>
+              </w:rPr>
+              <w:t xml:space="preserve">0.5</w:t>
+            </w:r>
+            <w:r>
+              <w:rPr>
+                <w:rStyle w:val="NormalTok"/>
+              </w:rPr>
+              <w:t xml:space="preserve">, </w:t>
+            </w:r>
+            <w:r>
+              <w:rPr>
+                <w:rStyle w:val="FloatTok"/>
+              </w:rPr>
+              <w:t xml:space="preserve">0.5</w:t>
+            </w:r>
+            <w:r>
+              <w:rPr>
+                <w:rStyle w:val="NormalTok"/>
+              </w:rPr>
+              <w:t xml:space="preserve"> </w:t>
+            </w:r>
+            <w:r>
+              <w:rPr>
+                <w:rStyle w:val="OperatorTok"/>
+              </w:rPr>
+              <w:t xml:space="preserve">*</w:t>
+            </w:r>
+            <w:r>
+              <w:rPr>
+                <w:rStyle w:val="NormalTok"/>
+              </w:rPr>
+              <w:t xml:space="preserve"> (</w:t>
+            </w:r>
+            <w:r>
+              <w:rPr>
+                <w:rStyle w:val="DecValTok"/>
+              </w:rPr>
+              <w:t xml:space="preserve">1</w:t>
+            </w:r>
+            <w:r>
+              <w:rPr>
+                <w:rStyle w:val="NormalTok"/>
+              </w:rPr>
+              <w:t xml:space="preserve"> </w:t>
+            </w:r>
+            <w:r>
+              <w:rPr>
+                <w:rStyle w:val="OperatorTok"/>
+              </w:rPr>
+              <w:t xml:space="preserve">-</w:t>
+            </w:r>
+            <w:r>
+              <w:rPr>
+                <w:rStyle w:val="NormalTok"/>
+              </w:rPr>
+              <w:t xml:space="preserve"> </w:t>
+            </w:r>
+            <w:r>
+              <w:rPr>
+                <w:rStyle w:val="FloatTok"/>
+              </w:rPr>
+              <w:t xml:space="preserve">0.5</w:t>
+            </w:r>
+            <w:r>
+              <w:rPr>
+                <w:rStyle w:val="NormalTok"/>
+              </w:rPr>
+              <w:t xml:space="preserve">), </w:t>
+            </w:r>
+            <w:r>
+              <w:rPr>
+                <w:rStyle w:val="StringTok"/>
+              </w:rPr>
+              <w:t xml:space="preserve">"o"</w:t>
+            </w:r>
+            <w:r>
+              <w:rPr>
+                <w:rStyle w:val="NormalTok"/>
+              </w:rPr>
+              <w:t xml:space="preserve">, color</w:t>
+            </w:r>
+            <w:r>
+              <w:rPr>
+                <w:rStyle w:val="OperatorTok"/>
+              </w:rPr>
+              <w:t xml:space="preserve">=</w:t>
+            </w:r>
+            <w:r>
+              <w:rPr>
+                <w:rStyle w:val="StringTok"/>
+              </w:rPr>
+              <w:t xml:space="preserve">"#ff7f0e"</w:t>
+            </w:r>
+            <w:r>
+              <w:rPr>
+                <w:rStyle w:val="NormalTok"/>
+              </w:rPr>
+              <w:t xml:space="preserve">)</w:t>
+            </w:r>
+            <w:r>
+              <w:br/>
+            </w:r>
+            <w:r>
+              <w:rPr>
+                <w:rStyle w:val="NormalTok"/>
+              </w:rPr>
+              <w:t xml:space="preserve">ax.set_xlabel(</w:t>
+            </w:r>
+            <w:r>
+              <w:rPr>
+                <w:rStyle w:val="StringTok"/>
+              </w:rPr>
+              <w:t xml:space="preserve">"probability of a 1"</w:t>
+            </w:r>
+            <w:r>
+              <w:rPr>
+                <w:rStyle w:val="NormalTok"/>
+              </w:rPr>
+              <w:t xml:space="preserve">)</w:t>
+            </w:r>
+            <w:r>
+              <w:br/>
+            </w:r>
+            <w:r>
+              <w:rPr>
+                <w:rStyle w:val="NormalTok"/>
+              </w:rPr>
+              <w:t xml:space="preserve">ax.set_ylabel(</w:t>
+            </w:r>
+            <w:r>
+              <w:rPr>
+                <w:rStyle w:val="StringTok"/>
+              </w:rPr>
+              <w:t xml:space="preserve">"variance"</w:t>
+            </w:r>
+            <w:r>
+              <w:rPr>
+                <w:rStyle w:val="NormalTok"/>
+              </w:rPr>
+              <w:t xml:space="preserve">)</w:t>
+            </w:r>
+            <w:r>
+              <w:br/>
+            </w:r>
+            <w:r>
+              <w:rPr>
+                <w:rStyle w:val="NormalTok"/>
+              </w:rPr>
+              <w:t xml:space="preserve">plt.show()</w:t>
+            </w:r>
+          </w:p>
+          <w:p>
+            <w:pPr>
+              <w:jc w:val="center"/>
+            </w:pPr>
+            <w:r>
+              <w:drawing>
+                <wp:inline>
+                  <wp:extent cx="5334000" cy="3111500"/>
+                  <wp:effectExtent b="0" l="0" r="0" t="0"/>
+                  <wp:docPr descr="" title="" id="35" name="Picture"/>
+                  <a:graphic>
+                    <a:graphicData uri="http://schemas.openxmlformats.org/drawingml/2006/picture">
+                      <pic:pic>
+                        <pic:nvPicPr>
+                          <pic:cNvPr descr="variance-covariance_files/figure-docx/bernoulli-variance-py-1.png" id="36" name="Picture"/>
+                          <pic:cNvPicPr>
+                            <a:picLocks noChangeArrowheads="1" noChangeAspect="1"/>
+                          </pic:cNvPicPr>
+                        </pic:nvPicPr>
+                        <pic:blipFill>
+                          <a:blip r:embed="rId34"/>
+                          <a:stretch>
+                            <a:fillRect/>
+                          </a:stretch>
+                        </pic:blipFill>
+                        <pic:spPr bwMode="auto">
+                          <a:xfrm>
+                            <a:off x="0" y="0"/>
+                            <a:ext cx="5334000" cy="3111500"/>
+                          </a:xfrm>
+                          <a:prstGeom prst="rect">
+                            <a:avLst/>
+                          </a:prstGeom>
+                          <a:noFill/>
+                          <a:ln w="9525">
+                            <a:noFill/>
+                            <a:headEnd/>
+                            <a:tailEnd/>
+                          </a:ln>
+                        </pic:spPr>
+                      </pic:pic>
+                    </a:graphicData>
+                  </a:graphic>
+                </wp:inline>
+              </w:drawing>
+            </w:r>
+          </w:p>
+          <w:p>
+            <w:pPr>
+              <w:pStyle w:val="Heading4"/>
+              <w:jc w:val="center"/>
+            </w:pPr>
+            <w:r>
+              <w:t xml:space="preserve">R</w:t>
+            </w:r>
+          </w:p>
+          <w:p>
+            <w:pPr>
+              <w:pStyle w:val="SourceCode"/>
+              <w:jc w:val="center"/>
+            </w:pPr>
+            <w:r>
+              <w:rPr>
+                <w:rStyle w:val="FunctionTok"/>
+              </w:rPr>
+              <w:t xml:space="preserve">library</w:t>
+            </w:r>
+            <w:r>
+              <w:rPr>
+                <w:rStyle w:val="NormalTok"/>
+              </w:rPr>
+              <w:t xml:space="preserve">(ggplot2)</w:t>
+            </w:r>
+            <w:r>
+              <w:br/>
+            </w:r>
+            <w:r>
+              <w:br/>
+            </w:r>
+            <w:r>
+              <w:rPr>
+                <w:rStyle w:val="NormalTok"/>
+              </w:rPr>
+              <w:t xml:space="preserve">prob </w:t>
+            </w:r>
+            <w:r>
+              <w:rPr>
+                <w:rStyle w:val="OtherTok"/>
+              </w:rPr>
+              <w:t xml:space="preserve">&lt;-</w:t>
+            </w:r>
+            <w:r>
+              <w:rPr>
+                <w:rStyle w:val="NormalTok"/>
+              </w:rPr>
+              <w:t xml:space="preserve"> </w:t>
+            </w:r>
+            <w:r>
+              <w:rPr>
+                <w:rStyle w:val="FunctionTok"/>
+              </w:rPr>
+              <w:t xml:space="preserve">seq</w:t>
+            </w:r>
+            <w:r>
+              <w:rPr>
+                <w:rStyle w:val="NormalTok"/>
+              </w:rPr>
+              <w:t xml:space="preserve">(</w:t>
+            </w:r>
+            <w:r>
+              <w:rPr>
+                <w:rStyle w:val="DecValTok"/>
+              </w:rPr>
+              <w:t xml:space="preserve">0</w:t>
+            </w:r>
+            <w:r>
+              <w:rPr>
+                <w:rStyle w:val="NormalTok"/>
+              </w:rPr>
+              <w:t xml:space="preserve">, </w:t>
+            </w:r>
+            <w:r>
+              <w:rPr>
+                <w:rStyle w:val="DecValTok"/>
+              </w:rPr>
+              <w:t xml:space="preserve">1</w:t>
+            </w:r>
+            <w:r>
+              <w:rPr>
+                <w:rStyle w:val="NormalTok"/>
+              </w:rPr>
+              <w:t xml:space="preserve">, </w:t>
+            </w:r>
+            <w:r>
+              <w:rPr>
+                <w:rStyle w:val="AttributeTok"/>
+              </w:rPr>
+              <w:t xml:space="preserve">length.out =</w:t>
+            </w:r>
+            <w:r>
+              <w:rPr>
+                <w:rStyle w:val="NormalTok"/>
+              </w:rPr>
+              <w:t xml:space="preserve"> </w:t>
+            </w:r>
+            <w:r>
+              <w:rPr>
+                <w:rStyle w:val="DecValTok"/>
+              </w:rPr>
+              <w:t xml:space="preserve">201</w:t>
+            </w:r>
+            <w:r>
+              <w:rPr>
+                <w:rStyle w:val="NormalTok"/>
+              </w:rPr>
+              <w:t xml:space="preserve">)</w:t>
+            </w:r>
+            <w:r>
+              <w:br/>
+            </w:r>
+            <w:r>
+              <w:rPr>
+                <w:rStyle w:val="NormalTok"/>
+              </w:rPr>
+              <w:t xml:space="preserve">bernoulli </w:t>
+            </w:r>
+            <w:r>
+              <w:rPr>
+                <w:rStyle w:val="OtherTok"/>
+              </w:rPr>
+              <w:t xml:space="preserve">&lt;-</w:t>
+            </w:r>
+            <w:r>
+              <w:rPr>
+                <w:rStyle w:val="NormalTok"/>
+              </w:rPr>
+              <w:t xml:space="preserve"> </w:t>
+            </w:r>
+            <w:r>
+              <w:rPr>
+                <w:rStyle w:val="FunctionTok"/>
+              </w:rPr>
+              <w:t xml:space="preserve">data.frame</w:t>
+            </w:r>
+            <w:r>
+              <w:rPr>
+                <w:rStyle w:val="NormalTok"/>
+              </w:rPr>
+              <w:t xml:space="preserve">(</w:t>
+            </w:r>
+            <w:r>
+              <w:rPr>
+                <w:rStyle w:val="AttributeTok"/>
+              </w:rPr>
+              <w:t xml:space="preserve">prob =</w:t>
+            </w:r>
+            <w:r>
+              <w:rPr>
+                <w:rStyle w:val="NormalTok"/>
+              </w:rPr>
+              <w:t xml:space="preserve"> prob, </w:t>
+            </w:r>
+            <w:r>
+              <w:rPr>
+                <w:rStyle w:val="AttributeTok"/>
+              </w:rPr>
+              <w:t xml:space="preserve">variance =</w:t>
+            </w:r>
+            <w:r>
+              <w:rPr>
+                <w:rStyle w:val="NormalTok"/>
+              </w:rPr>
+              <w:t xml:space="preserve"> prob </w:t>
+            </w:r>
+            <w:r>
+              <w:rPr>
+                <w:rStyle w:val="SpecialCharTok"/>
+              </w:rPr>
+              <w:t xml:space="preserve">*</w:t>
+            </w:r>
+            <w:r>
+              <w:rPr>
+                <w:rStyle w:val="NormalTok"/>
+              </w:rPr>
+              <w:t xml:space="preserve"> (</w:t>
+            </w:r>
+            <w:r>
+              <w:rPr>
+                <w:rStyle w:val="DecValTok"/>
+              </w:rPr>
+              <w:t xml:space="preserve">1</w:t>
+            </w:r>
+            <w:r>
+              <w:rPr>
+                <w:rStyle w:val="NormalTok"/>
+              </w:rPr>
+              <w:t xml:space="preserve"> </w:t>
+            </w:r>
+            <w:r>
+              <w:rPr>
+                <w:rStyle w:val="SpecialCharTok"/>
+              </w:rPr>
+              <w:t xml:space="preserve">-</w:t>
+            </w:r>
+            <w:r>
+              <w:rPr>
+                <w:rStyle w:val="NormalTok"/>
+              </w:rPr>
+              <w:t xml:space="preserve"> prob))</w:t>
+            </w:r>
+            <w:r>
+              <w:br/>
+            </w:r>
+            <w:r>
+              <w:rPr>
+                <w:rStyle w:val="NormalTok"/>
+              </w:rPr>
+              <w:t xml:space="preserve">mid </w:t>
+            </w:r>
+            <w:r>
+              <w:rPr>
+                <w:rStyle w:val="OtherTok"/>
+              </w:rPr>
+              <w:t xml:space="preserve">&lt;-</w:t>
+            </w:r>
+            <w:r>
+              <w:rPr>
+                <w:rStyle w:val="NormalTok"/>
+              </w:rPr>
+              <w:t xml:space="preserve"> </w:t>
+            </w:r>
+            <w:r>
+              <w:rPr>
+                <w:rStyle w:val="FunctionTok"/>
+              </w:rPr>
+              <w:t xml:space="preserve">data.frame</w:t>
+            </w:r>
+            <w:r>
+              <w:rPr>
+                <w:rStyle w:val="NormalTok"/>
+              </w:rPr>
+              <w:t xml:space="preserve">(</w:t>
+            </w:r>
+            <w:r>
+              <w:rPr>
+                <w:rStyle w:val="AttributeTok"/>
+              </w:rPr>
+              <w:t xml:space="preserve">prob =</w:t>
+            </w:r>
+            <w:r>
+              <w:rPr>
+                <w:rStyle w:val="NormalTok"/>
+              </w:rPr>
+              <w:t xml:space="preserve"> </w:t>
+            </w:r>
+            <w:r>
+              <w:rPr>
+                <w:rStyle w:val="FloatTok"/>
+              </w:rPr>
+              <w:t xml:space="preserve">0.5</w:t>
+            </w:r>
+            <w:r>
+              <w:rPr>
+                <w:rStyle w:val="NormalTok"/>
+              </w:rPr>
+              <w:t xml:space="preserve">, </w:t>
+            </w:r>
+            <w:r>
+              <w:rPr>
+                <w:rStyle w:val="AttributeTok"/>
+              </w:rPr>
+              <w:t xml:space="preserve">variance =</w:t>
+            </w:r>
+            <w:r>
+              <w:rPr>
+                <w:rStyle w:val="NormalTok"/>
+              </w:rPr>
+              <w:t xml:space="preserve"> </w:t>
+            </w:r>
+            <w:r>
+              <w:rPr>
+                <w:rStyle w:val="FloatTok"/>
+              </w:rPr>
+              <w:t xml:space="preserve">0.5</w:t>
+            </w:r>
+            <w:r>
+              <w:rPr>
+                <w:rStyle w:val="NormalTok"/>
+              </w:rPr>
+              <w:t xml:space="preserve"> </w:t>
+            </w:r>
+            <w:r>
+              <w:rPr>
+                <w:rStyle w:val="SpecialCharTok"/>
+              </w:rPr>
+              <w:t xml:space="preserve">*</w:t>
+            </w:r>
+            <w:r>
+              <w:rPr>
+                <w:rStyle w:val="NormalTok"/>
+              </w:rPr>
+              <w:t xml:space="preserve"> (</w:t>
+            </w:r>
+            <w:r>
+              <w:rPr>
+                <w:rStyle w:val="DecValTok"/>
+              </w:rPr>
+              <w:t xml:space="preserve">1</w:t>
+            </w:r>
+            <w:r>
+              <w:rPr>
+                <w:rStyle w:val="NormalTok"/>
+              </w:rPr>
+              <w:t xml:space="preserve"> </w:t>
+            </w:r>
+            <w:r>
+              <w:rPr>
+                <w:rStyle w:val="SpecialCharTok"/>
+              </w:rPr>
+              <w:t xml:space="preserve">-</w:t>
+            </w:r>
+            <w:r>
+              <w:rPr>
+                <w:rStyle w:val="NormalTok"/>
+              </w:rPr>
+              <w:t xml:space="preserve"> </w:t>
+            </w:r>
+            <w:r>
+              <w:rPr>
+                <w:rStyle w:val="FloatTok"/>
+              </w:rPr>
+              <w:t xml:space="preserve">0.5</w:t>
+            </w:r>
+            <w:r>
+              <w:rPr>
+                <w:rStyle w:val="NormalTok"/>
+              </w:rPr>
+              <w:t xml:space="preserve">))</w:t>
+            </w:r>
+            <w:r>
+              <w:br/>
+            </w:r>
+            <w:r>
+              <w:br/>
+            </w:r>
+            <w:r>
+              <w:rPr>
+                <w:rStyle w:val="FunctionTok"/>
+              </w:rPr>
+              <w:t xml:space="preserve">ggplot</w:t>
+            </w:r>
+            <w:r>
+              <w:rPr>
+                <w:rStyle w:val="NormalTok"/>
+              </w:rPr>
+              <w:t xml:space="preserve">(bernoulli, </w:t>
+            </w:r>
+            <w:r>
+              <w:rPr>
+                <w:rStyle w:val="FunctionTok"/>
+              </w:rPr>
+              <w:t xml:space="preserve">aes</w:t>
+            </w:r>
+            <w:r>
+              <w:rPr>
+                <w:rStyle w:val="NormalTok"/>
+              </w:rPr>
+              <w:t xml:space="preserve">(</w:t>
+            </w:r>
+            <w:r>
+              <w:rPr>
+                <w:rStyle w:val="AttributeTok"/>
+              </w:rPr>
+              <w:t xml:space="preserve">x =</w:t>
+            </w:r>
+            <w:r>
+              <w:rPr>
+                <w:rStyle w:val="NormalTok"/>
+              </w:rPr>
+              <w:t xml:space="preserve"> prob, </w:t>
+            </w:r>
+            <w:r>
+              <w:rPr>
+                <w:rStyle w:val="AttributeTok"/>
+              </w:rPr>
+              <w:t xml:space="preserve">y =</w:t>
+            </w:r>
+            <w:r>
+              <w:rPr>
+                <w:rStyle w:val="NormalTok"/>
+              </w:rPr>
+              <w:t xml:space="preserve"> variance)) </w:t>
+            </w:r>
+            <w:r>
+              <w:rPr>
+                <w:rStyle w:val="SpecialCharTok"/>
+              </w:rPr>
+              <w:t xml:space="preserve">+</w:t>
+            </w:r>
+            <w:r>
+              <w:br/>
+            </w:r>
+            <w:r>
+              <w:rPr>
+                <w:rStyle w:val="NormalTok"/>
+              </w:rPr>
+              <w:t xml:space="preserve">  </w:t>
+            </w:r>
+            <w:r>
+              <w:rPr>
+                <w:rStyle w:val="FunctionTok"/>
+              </w:rPr>
+              <w:t xml:space="preserve">geom_line</w:t>
+            </w:r>
+            <w:r>
+              <w:rPr>
+                <w:rStyle w:val="NormalTok"/>
+              </w:rPr>
+              <w:t xml:space="preserve">(</w:t>
+            </w:r>
+            <w:r>
+              <w:rPr>
+                <w:rStyle w:val="AttributeTok"/>
+              </w:rPr>
+              <w:t xml:space="preserve">colour =</w:t>
+            </w:r>
+            <w:r>
+              <w:rPr>
+                <w:rStyle w:val="NormalTok"/>
+              </w:rPr>
+              <w:t xml:space="preserve"> </w:t>
+            </w:r>
+            <w:r>
+              <w:rPr>
+                <w:rStyle w:val="StringTok"/>
+              </w:rPr>
+              <w:t xml:space="preserve">"#1f77b4"</w:t>
+            </w:r>
+            <w:r>
+              <w:rPr>
+                <w:rStyle w:val="NormalTok"/>
+              </w:rPr>
+              <w:t xml:space="preserve">) </w:t>
+            </w:r>
+            <w:r>
+              <w:rPr>
+                <w:rStyle w:val="SpecialCharTok"/>
+              </w:rPr>
+              <w:t xml:space="preserve">+</w:t>
+            </w:r>
+            <w:r>
+              <w:br/>
+            </w:r>
+            <w:r>
+              <w:rPr>
+                <w:rStyle w:val="NormalTok"/>
+              </w:rPr>
+              <w:t xml:space="preserve">  </w:t>
+            </w:r>
+            <w:r>
+              <w:rPr>
+                <w:rStyle w:val="FunctionTok"/>
+              </w:rPr>
+              <w:t xml:space="preserve">geom_point</w:t>
+            </w:r>
+            <w:r>
+              <w:rPr>
+                <w:rStyle w:val="NormalTok"/>
+              </w:rPr>
+              <w:t xml:space="preserve">(</w:t>
+            </w:r>
+            <w:r>
+              <w:rPr>
+                <w:rStyle w:val="AttributeTok"/>
+              </w:rPr>
+              <w:t xml:space="preserve">data =</w:t>
+            </w:r>
+            <w:r>
+              <w:rPr>
+                <w:rStyle w:val="NormalTok"/>
+              </w:rPr>
+              <w:t xml:space="preserve"> mid, </w:t>
+            </w:r>
+            <w:r>
+              <w:rPr>
+                <w:rStyle w:val="AttributeTok"/>
+              </w:rPr>
+              <w:t xml:space="preserve">colour =</w:t>
+            </w:r>
+            <w:r>
+              <w:rPr>
+                <w:rStyle w:val="NormalTok"/>
+              </w:rPr>
+              <w:t xml:space="preserve"> </w:t>
+            </w:r>
+            <w:r>
+              <w:rPr>
+                <w:rStyle w:val="StringTok"/>
+              </w:rPr>
+              <w:t xml:space="preserve">"#ff7f0e"</w:t>
+            </w:r>
+            <w:r>
+              <w:rPr>
+                <w:rStyle w:val="NormalTok"/>
+              </w:rPr>
+              <w:t xml:space="preserve">, </w:t>
+            </w:r>
+            <w:r>
+              <w:rPr>
+                <w:rStyle w:val="AttributeTok"/>
+              </w:rPr>
+              <w:t xml:space="preserve">size =</w:t>
+            </w:r>
+            <w:r>
+              <w:rPr>
+                <w:rStyle w:val="NormalTok"/>
+              </w:rPr>
+              <w:t xml:space="preserve"> </w:t>
+            </w:r>
+            <w:r>
+              <w:rPr>
+                <w:rStyle w:val="DecValTok"/>
+              </w:rPr>
+              <w:t xml:space="preserve">2</w:t>
+            </w:r>
+            <w:r>
+              <w:rPr>
+                <w:rStyle w:val="NormalTok"/>
+              </w:rPr>
+              <w:t xml:space="preserve">) </w:t>
+            </w:r>
+            <w:r>
+              <w:rPr>
+                <w:rStyle w:val="SpecialCharTok"/>
+              </w:rPr>
+              <w:t xml:space="preserve">+</w:t>
+            </w:r>
+            <w:r>
+              <w:br/>
+            </w:r>
+            <w:r>
+              <w:rPr>
+                <w:rStyle w:val="NormalTok"/>
+              </w:rPr>
+              <w:t xml:space="preserve">  </w:t>
+            </w:r>
+            <w:r>
+              <w:rPr>
+                <w:rStyle w:val="FunctionTok"/>
+              </w:rPr>
+              <w:t xml:space="preserve">labs</w:t>
+            </w:r>
+            <w:r>
+              <w:rPr>
+                <w:rStyle w:val="NormalTok"/>
+              </w:rPr>
+              <w:t xml:space="preserve">(</w:t>
+            </w:r>
+            <w:r>
+              <w:rPr>
+                <w:rStyle w:val="AttributeTok"/>
+              </w:rPr>
+              <w:t xml:space="preserve">x =</w:t>
+            </w:r>
+            <w:r>
+              <w:rPr>
+                <w:rStyle w:val="NormalTok"/>
+              </w:rPr>
+              <w:t xml:space="preserve"> </w:t>
+            </w:r>
+            <w:r>
+              <w:rPr>
+                <w:rStyle w:val="StringTok"/>
+              </w:rPr>
+              <w:t xml:space="preserve">"probability of a 1"</w:t>
+            </w:r>
+            <w:r>
+              <w:rPr>
+                <w:rStyle w:val="NormalTok"/>
+              </w:rPr>
+              <w:t xml:space="preserve">, </w:t>
+            </w:r>
+            <w:r>
+              <w:rPr>
+                <w:rStyle w:val="AttributeTok"/>
+              </w:rPr>
+              <w:t xml:space="preserve">y =</w:t>
+            </w:r>
+            <w:r>
+              <w:rPr>
+                <w:rStyle w:val="NormalTok"/>
+              </w:rPr>
+              <w:t xml:space="preserve"> </w:t>
+            </w:r>
+            <w:r>
+              <w:rPr>
+                <w:rStyle w:val="StringTok"/>
+              </w:rPr>
+              <w:t xml:space="preserve">"variance"</w:t>
+            </w:r>
+            <w:r>
+              <w:rPr>
+                <w:rStyle w:val="NormalTok"/>
+              </w:rPr>
+              <w:t xml:space="preserve">) </w:t>
+            </w:r>
+            <w:r>
+              <w:rPr>
+                <w:rStyle w:val="SpecialCharTok"/>
+              </w:rPr>
+              <w:t xml:space="preserve">+</w:t>
+            </w:r>
+            <w:r>
+              <w:br/>
+            </w:r>
+            <w:r>
+              <w:rPr>
+                <w:rStyle w:val="NormalTok"/>
+              </w:rPr>
+              <w:t xml:space="preserve">  </w:t>
+            </w:r>
+            <w:r>
+              <w:rPr>
+                <w:rStyle w:val="FunctionTok"/>
+              </w:rPr>
+              <w:t xml:space="preserve">theme_minimal</w:t>
+            </w:r>
+            <w:r>
+              <w:rPr>
+                <w:rStyle w:val="NormalTok"/>
+              </w:rPr>
+              <w:t xml:space="preserve">()</w:t>
+            </w:r>
+          </w:p>
+          <w:p>
+            <w:pPr>
+              <w:jc w:val="center"/>
+            </w:pPr>
+            <w:r>
+              <w:drawing>
+                <wp:inline>
+                  <wp:extent cx="5334000" cy="3111500"/>
+                  <wp:effectExtent b="0" l="0" r="0" t="0"/>
+                  <wp:docPr descr="" title="" id="38" name="Picture"/>
+                  <a:graphic>
+                    <a:graphicData uri="http://schemas.openxmlformats.org/drawingml/2006/picture">
+                      <pic:pic>
+                        <pic:nvPicPr>
+                          <pic:cNvPr descr="variance-covariance_files/figure-docx/bernoulli-variance-r-1.png" id="39" name="Picture"/>
+                          <pic:cNvPicPr>
+                            <a:picLocks noChangeArrowheads="1" noChangeAspect="1"/>
+                          </pic:cNvPicPr>
+                        </pic:nvPicPr>
+                        <pic:blipFill>
+                          <a:blip r:embed="rId37"/>
+                          <a:stretch>
+                            <a:fillRect/>
+                          </a:stretch>
+                        </pic:blipFill>
+                        <pic:spPr bwMode="auto">
+                          <a:xfrm>
+                            <a:off x="0" y="0"/>
+                            <a:ext cx="5334000" cy="3111500"/>
+                          </a:xfrm>
+                          <a:prstGeom prst="rect">
+                            <a:avLst/>
+                          </a:prstGeom>
+                          <a:noFill/>
+                          <a:ln w="9525">
+                            <a:noFill/>
+                            <a:headEnd/>
+                            <a:tailEnd/>
+                          </a:ln>
+                        </pic:spPr>
+                      </pic:pic>
+                    </a:graphicData>
+                  </a:graphic>
+                </wp:inline>
+              </w:drawing>
+            </w:r>
+          </w:p>
+          <w:p>
+            <w:pPr>
+              <w:jc w:val="center"/>
+            </w:pPr>
+            <w:pPr>
+              <w:jc w:val="left"/>
+              <w:spacing w:before="200"/>
+              <w:pStyle w:val="ImageCaption"/>
+            </w:pPr>
+            <w:r>
+              <w:t xml:space="preserve">Figure 1: The</w:t>
+            </w:r>
+            <w:r>
+              <w:t xml:space="preserve"> </w:t>
+            </w:r>
+            <w:hyperlink w:anchor="def-variance">
+              <w:r>
+                <w:rPr>
+                  <w:rStyle w:val="Hyperlink"/>
+                </w:rPr>
+                <w:t xml:space="preserve">variance</w:t>
+              </w:r>
+            </w:hyperlink>
+            <w:r>
+              <w:t xml:space="preserve"> </w:t>
+            </w:r>
+            <m:oMath>
+              <m:r>
+                <m:t>π</m:t>
+              </m:r>
+              <m:r>
+                <m:rPr>
+                  <m:sty m:val="p"/>
+                </m:rPr>
+                <m:t>(</m:t>
+              </m:r>
+              <m:r>
+                <m:t>1</m:t>
+              </m:r>
+              <m:r>
+                <m:rPr>
+                  <m:sty m:val="p"/>
+                </m:rPr>
+                <m:t>−</m:t>
+              </m:r>
+              <m:r>
+                <m:t>π</m:t>
+              </m:r>
+              <m:r>
+                <m:rPr>
+                  <m:sty m:val="p"/>
+                </m:rPr>
+                <m:t>)</m:t>
+              </m:r>
+            </m:oMath>
+            <w:r>
+              <w:t xml:space="preserve"> </w:t>
+            </w:r>
+            <w:r>
+              <w:t xml:space="preserve">of a</w:t>
+            </w:r>
+            <w:r>
+              <w:t xml:space="preserve"> </w:t>
+            </w:r>
+            <w:hyperlink r:id="rId40">
+              <w:r>
+                <w:rPr>
+                  <w:rStyle w:val="Hyperlink"/>
+                </w:rPr>
+                <w:t xml:space="preserve">Bernoulli</w:t>
+              </w:r>
+            </w:hyperlink>
+            <w:r>
+              <w:t xml:space="preserve"> </w:t>
+            </w:r>
+            <w:hyperlink r:id="rId41">
+              <w:r>
+                <w:rPr>
+                  <w:rStyle w:val="Hyperlink"/>
+                </w:rPr>
+                <w:t xml:space="preserve">random variable</w:t>
+              </w:r>
+            </w:hyperlink>
+            <w:r>
+              <w:t xml:space="preserve">,</w:t>
+            </w:r>
+            <w:r>
+              <w:t xml:space="preserve"> </w:t>
+            </w:r>
+            <w:r>
+              <w:t xml:space="preserve">against its</w:t>
+            </w:r>
+            <w:r>
+              <w:t xml:space="preserve"> </w:t>
+            </w:r>
+            <w:hyperlink r:id="rId42">
+              <w:r>
+                <w:rPr>
+                  <w:rStyle w:val="Hyperlink"/>
+                </w:rPr>
+                <w:t xml:space="preserve">probability</w:t>
+              </w:r>
+            </w:hyperlink>
+            <w:r>
+              <w:t xml:space="preserve"> </w:t>
+            </w:r>
+            <m:oMath>
+              <m:r>
+                <m:t>π</m:t>
+              </m:r>
+            </m:oMath>
+            <w:r>
+              <w:t xml:space="preserve">.</w:t>
+            </w:r>
+            <w:r>
+              <w:t xml:space="preserve"> </w:t>
+            </w:r>
+            <w:r>
+              <w:t xml:space="preserve">It is 0 at</w:t>
+            </w:r>
+            <w:r>
+              <w:t xml:space="preserve"> </w:t>
+            </w:r>
+            <m:oMath>
+              <m:r>
+                <m:t>π</m:t>
+              </m:r>
+              <m:r>
+                <m:rPr>
+                  <m:sty m:val="p"/>
+                </m:rPr>
+                <m:t>=</m:t>
+              </m:r>
+              <m:r>
+                <m:t>0</m:t>
+              </m:r>
+            </m:oMath>
+            <w:r>
+              <w:t xml:space="preserve"> </w:t>
+            </w:r>
+            <w:r>
+              <w:t xml:space="preserve">and</w:t>
+            </w:r>
+            <w:r>
+              <w:t xml:space="preserve"> </w:t>
+            </w:r>
+            <m:oMath>
+              <m:r>
+                <m:t>π</m:t>
+              </m:r>
+              <m:r>
+                <m:rPr>
+                  <m:sty m:val="p"/>
+                </m:rPr>
+                <m:t>=</m:t>
+              </m:r>
+              <m:r>
+                <m:t>1</m:t>
+              </m:r>
+            </m:oMath>
+            <w:r>
+              <w:t xml:space="preserve">, where the</w:t>
+            </w:r>
+            <w:r>
+              <w:t xml:space="preserve"> </w:t>
+            </w:r>
+            <w:hyperlink r:id="rId43">
+              <w:r>
+                <w:rPr>
+                  <w:rStyle w:val="Hyperlink"/>
+                </w:rPr>
+                <w:t xml:space="preserve">outcome</w:t>
+              </w:r>
+            </w:hyperlink>
+            <w:r>
+              <w:t xml:space="preserve"> </w:t>
+            </w:r>
+            <w:r>
+              <w:t xml:space="preserve">is certain.</w:t>
+            </w:r>
+            <w:r>
+              <w:t xml:space="preserve"> </w:t>
+            </w:r>
+            <w:r>
+              <w:t xml:space="preserve">It is largest,</w:t>
+            </w:r>
+            <w:r>
+              <w:t xml:space="preserve"> </w:t>
+            </w:r>
+            <m:oMath>
+              <m:r>
+                <m:t>1</m:t>
+              </m:r>
+              <m:r>
+                <m:rPr>
+                  <m:sty m:val="p"/>
+                </m:rPr>
+                <m:t>/</m:t>
+              </m:r>
+              <m:r>
+                <m:t>4</m:t>
+              </m:r>
+            </m:oMath>
+            <w:r>
+              <w:t xml:space="preserve">, at</w:t>
+            </w:r>
+            <w:r>
+              <w:t xml:space="preserve"> </w:t>
+            </w:r>
+            <m:oMath>
+              <m:r>
+                <m:t>π</m:t>
+              </m:r>
+              <m:r>
+                <m:rPr>
+                  <m:sty m:val="p"/>
+                </m:rPr>
+                <m:t>=</m:t>
+              </m:r>
+              <m:r>
+                <m:t>1</m:t>
+              </m:r>
+              <m:r>
+                <m:rPr>
+                  <m:sty m:val="p"/>
+                </m:rPr>
+                <m:t>/</m:t>
+              </m:r>
+              <m:r>
+                <m:t>2</m:t>
+              </m:r>
+            </m:oMath>
+            <w:r>
+              <w:t xml:space="preserve"> </w:t>
+            </w:r>
+            <w:r>
+              <w:t xml:space="preserve">(dot), where the outcome is least predictable.</w:t>
+            </w:r>
+          </w:p>
+          <w:bookmarkEnd w:id="44"/>
+        </w:tc>
+      </w:tr>
+    </w:tbl>
+    <w:bookmarkStart w:id="46" w:name="def-cond-variance"/>
     <w:p>
       <w:pPr>
         <w:pStyle w:val="BodyText"/>
@@ -5578,7 +7070,7 @@
       <w:r>
         <w:t xml:space="preserve"> </w:t>
       </w:r>
-      <w:hyperlink r:id="rId34">
+      <w:hyperlink r:id="rId45">
         <w:r>
           <w:rPr>
             <w:rStyle w:val="Hyperlink"/>
@@ -5685,8 +7177,8 @@
         <w:t xml:space="preserve">.</w:t>
       </w:r>
     </w:p>
-    <w:bookmarkEnd w:id="35"/>
-    <w:bookmarkStart w:id="37" w:name="exm-cond-variance"/>
+    <w:bookmarkEnd w:id="46"/>
+    <w:bookmarkStart w:id="48" w:name="exm-cond-variance"/>
     <w:p>
       <w:pPr>
         <w:pStyle w:val="BodyText"/>
@@ -6009,7 +7501,7 @@
       <w:r>
         <w:t xml:space="preserve"> </w:t>
       </w:r>
-      <w:hyperlink r:id="rId36">
+      <w:hyperlink r:id="rId47">
         <w:r>
           <w:rPr>
             <w:rStyle w:val="Hyperlink"/>
@@ -6760,8 +8252,8 @@
         </m:oMath>
       </m:oMathPara>
     </w:p>
-    <w:bookmarkEnd w:id="37"/>
-    <w:bookmarkStart w:id="38" w:name="def-homosked"/>
+    <w:bookmarkEnd w:id="48"/>
+    <w:bookmarkStart w:id="49" w:name="def-homosked"/>
     <w:p>
       <w:pPr>
         <w:pStyle w:val="FirstParagraph"/>
@@ -7003,8 +8495,8 @@
         <w:t xml:space="preserve">.</w:t>
       </w:r>
     </w:p>
-    <w:bookmarkEnd w:id="38"/>
-    <w:bookmarkStart w:id="39" w:name="exm-homosked"/>
+    <w:bookmarkEnd w:id="49"/>
+    <w:bookmarkStart w:id="50" w:name="exm-homosked"/>
     <w:p>
       <w:pPr>
         <w:pStyle w:val="BodyText"/>
@@ -7553,8 +9045,8 @@
         <w:t xml:space="preserve">.</w:t>
       </w:r>
     </w:p>
-    <w:bookmarkEnd w:id="39"/>
-    <w:bookmarkStart w:id="40" w:name="def-heterosked"/>
+    <w:bookmarkEnd w:id="50"/>
+    <w:bookmarkStart w:id="51" w:name="def-heterosked"/>
     <w:p>
       <w:pPr>
         <w:pStyle w:val="BodyText"/>
@@ -7716,8 +9208,8 @@
         <w:t xml:space="preserve">.</w:t>
       </w:r>
     </w:p>
-    <w:bookmarkEnd w:id="40"/>
-    <w:bookmarkStart w:id="41" w:name="exm-heterosked"/>
+    <w:bookmarkEnd w:id="51"/>
+    <w:bookmarkStart w:id="52" w:name="exm-heterosked"/>
     <w:p>
       <w:pPr>
         <w:pStyle w:val="BodyText"/>
@@ -8163,8 +9655,8 @@
         <w:t xml:space="preserve">.</w:t>
       </w:r>
     </w:p>
-    <w:bookmarkEnd w:id="41"/>
-    <w:bookmarkStart w:id="42" w:name="thm-total-variance"/>
+    <w:bookmarkEnd w:id="52"/>
+    <w:bookmarkStart w:id="53" w:name="thm-total-variance"/>
     <w:p>
       <w:pPr>
         <w:pStyle w:val="BodyText"/>
@@ -8429,7 +9921,7 @@
         </m:oMath>
       </m:oMathPara>
     </w:p>
-    <w:bookmarkEnd w:id="42"/>
+    <w:bookmarkEnd w:id="53"/>
     <w:p>
       <w:pPr>
         <w:pStyle w:val="FirstParagraph"/>
@@ -9248,7 +10740,7 @@
       <w:r>
         <w:t xml:space="preserve"> </w:t>
       </w:r>
-      <w:hyperlink r:id="rId43">
+      <w:hyperlink r:id="rId54">
         <w:r>
           <w:rPr>
             <w:rStyle w:val="Hyperlink"/>
@@ -9293,7 +10785,7 @@
       <w:r>
         <w:t xml:space="preserve">(</w:t>
       </w:r>
-      <w:hyperlink r:id="rId44">
+      <w:hyperlink r:id="rId55">
         <w:r>
           <w:rPr>
             <w:rStyle w:val="Hyperlink"/>
@@ -9319,7 +10811,7 @@
       <w:r>
         <w:t xml:space="preserve"> </w:t>
       </w:r>
-      <w:hyperlink r:id="rId45">
+      <w:hyperlink r:id="rId56">
         <w:r>
           <w:rPr>
             <w:rStyle w:val="Hyperlink"/>
@@ -9373,7 +10865,7 @@
       <w:r>
         <w:t xml:space="preserve"> </w:t>
       </w:r>
-      <w:hyperlink r:id="rId46">
+      <w:hyperlink r:id="rId57">
         <w:r>
           <w:rPr>
             <w:rStyle w:val="Hyperlink"/>
@@ -11914,7 +13406,7 @@
         <w:t xml:space="preserve">.</w:t>
       </w:r>
     </w:p>
-    <w:bookmarkStart w:id="47" w:name="exm-total-variance"/>
+    <w:bookmarkStart w:id="58" w:name="exm-total-variance"/>
     <w:p>
       <w:pPr>
         <w:pStyle w:val="BodyText"/>
@@ -12886,8 +14378,8 @@
         </m:oMath>
       </m:oMathPara>
     </w:p>
-    <w:bookmarkEnd w:id="47"/>
-    <w:bookmarkStart w:id="48" w:name="def-precision"/>
+    <w:bookmarkEnd w:id="58"/>
+    <w:bookmarkStart w:id="59" w:name="def-precision"/>
     <w:p>
       <w:pPr>
         <w:pStyle w:val="FirstParagraph"/>
@@ -13160,8 +14652,8 @@
         </m:oMath>
       </m:oMathPara>
     </w:p>
-    <w:bookmarkEnd w:id="48"/>
-    <w:bookmarkStart w:id="49" w:name="def-sd"/>
+    <w:bookmarkEnd w:id="59"/>
+    <w:bookmarkStart w:id="60" w:name="def-sd"/>
     <w:p>
       <w:pPr>
         <w:pStyle w:val="FirstParagraph"/>
@@ -13327,7 +14819,7 @@
         </m:oMath>
       </m:oMathPara>
     </w:p>
-    <w:bookmarkEnd w:id="49"/>
+    <w:bookmarkEnd w:id="60"/>
     <w:p>
       <w:pPr>
         <w:pStyle w:val="FirstParagraph"/>
@@ -13383,7 +14875,7 @@
         <w:t xml:space="preserve">which is why it is often the preferred measure of spread when reporting results.</w:t>
       </w:r>
     </w:p>
-    <w:bookmarkStart w:id="50" w:name="exm-sd"/>
+    <w:bookmarkStart w:id="61" w:name="exm-sd"/>
     <w:p>
       <w:pPr>
         <w:pStyle w:val="BodyText"/>
@@ -13670,9 +15162,9 @@
         </m:oMath>
       </m:oMathPara>
     </w:p>
-    <w:bookmarkEnd w:id="50"/>
-    <w:bookmarkEnd w:id="51"/>
-    <w:bookmarkStart w:id="58" w:name="sec-best-constant-prediction"/>
+    <w:bookmarkEnd w:id="61"/>
+    <w:bookmarkEnd w:id="62"/>
+    <w:bookmarkStart w:id="69" w:name="sec-best-constant-prediction"/>
     <w:p>
       <w:pPr>
         <w:pStyle w:val="Heading2"/>
@@ -13681,7 +15173,7 @@
         <w:t xml:space="preserve">3 The best constant prediction</w:t>
       </w:r>
     </w:p>
-    <w:bookmarkStart w:id="53" w:name="thm-constant-prediction-decompose"/>
+    <w:bookmarkStart w:id="64" w:name="thm-constant-prediction-decompose"/>
     <w:p>
       <w:pPr>
         <w:pStyle w:val="FirstParagraph"/>
@@ -13749,7 +15241,7 @@
       <w:pPr>
         <w:pStyle w:val="BodyText"/>
       </w:pPr>
-      <w:bookmarkStart w:id="52" w:name="eq-constant-prediction-decompose"/>
+      <w:bookmarkStart w:id="63" w:name="eq-constant-prediction-decompose"/>
       <m:oMathPara>
         <m:oMathParaPr>
           <m:jc m:val="center"/>
@@ -13915,9 +15407,9 @@
           </m:r>
         </m:oMath>
       </m:oMathPara>
-      <w:bookmarkEnd w:id="52"/>
+      <w:bookmarkEnd w:id="63"/>
     </w:p>
-    <w:bookmarkEnd w:id="53"/>
+    <w:bookmarkEnd w:id="64"/>
     <w:p>
       <w:pPr>
         <w:pStyle w:val="FirstParagraph"/>
@@ -15049,7 +16541,7 @@
         </m:oMath>
       </m:oMathPara>
     </w:p>
-    <w:bookmarkStart w:id="55" w:name="cor-best-constant"/>
+    <w:bookmarkStart w:id="66" w:name="cor-best-constant"/>
     <w:p>
       <w:pPr>
         <w:pStyle w:val="FirstParagraph"/>
@@ -15384,7 +16876,7 @@
       <w:r>
         <w:t xml:space="preserve"> </w:t>
       </w:r>
-      <w:hyperlink r:id="rId54">
+      <w:hyperlink r:id="rId65">
         <w:r>
           <w:rPr>
             <w:rStyle w:val="Hyperlink"/>
@@ -15396,7 +16888,7 @@
         <w:t xml:space="preserve">.</w:t>
       </w:r>
     </w:p>
-    <w:bookmarkEnd w:id="55"/>
+    <w:bookmarkEnd w:id="66"/>
     <w:p>
       <w:pPr>
         <w:pStyle w:val="BodyText"/>
@@ -15644,7 +17136,7 @@
         <w:t xml:space="preserve">.</w:t>
       </w:r>
     </w:p>
-    <w:bookmarkStart w:id="57" w:name="exm-best-constant-auto"/>
+    <w:bookmarkStart w:id="68" w:name="exm-best-constant-auto"/>
     <w:p>
       <w:pPr>
         <w:pStyle w:val="BodyText"/>
@@ -15665,7 +17157,7 @@
       <w:r>
         <w:t xml:space="preserve"> </w:t>
       </w:r>
-      <w:hyperlink r:id="rId56">
+      <w:hyperlink r:id="rId67">
         <w:r>
           <w:rPr>
             <w:rStyle w:val="Hyperlink"/>
@@ -16369,9 +17861,9 @@
         <w:t xml:space="preserve">.</w:t>
       </w:r>
     </w:p>
-    <w:bookmarkEnd w:id="57"/>
-    <w:bookmarkEnd w:id="58"/>
-    <w:bookmarkStart w:id="62" w:name="sec-bias-variance-prediction"/>
+    <w:bookmarkEnd w:id="68"/>
+    <w:bookmarkEnd w:id="69"/>
+    <w:bookmarkStart w:id="73" w:name="sec-bias-variance-prediction"/>
     <w:p>
       <w:pPr>
         <w:pStyle w:val="Heading2"/>
@@ -16380,7 +17872,7 @@
         <w:t xml:space="preserve">4 Independent noise plus a random variable</w:t>
       </w:r>
     </w:p>
-    <w:bookmarkStart w:id="59" w:name="thm-second-moment-noise-sum"/>
+    <w:bookmarkStart w:id="70" w:name="thm-second-moment-noise-sum"/>
     <w:p>
       <w:pPr>
         <w:pStyle w:val="FirstParagraph"/>
@@ -16783,7 +18275,7 @@
         </m:oMath>
       </m:oMathPara>
     </w:p>
-    <w:bookmarkEnd w:id="59"/>
+    <w:bookmarkEnd w:id="70"/>
     <w:p>
       <w:pPr>
         <w:pStyle w:val="FirstParagraph"/>
@@ -19420,7 +20912,7 @@
       <w:r>
         <w:t xml:space="preserve"> </w:t>
       </w:r>
-      <w:hyperlink r:id="rId60">
+      <w:hyperlink r:id="rId71">
         <w:r>
           <w:rPr>
             <w:rStyle w:val="Hyperlink"/>
@@ -19440,7 +20932,7 @@
       <w:r>
         <w:t xml:space="preserve"> </w:t>
       </w:r>
-      <w:hyperlink r:id="rId61">
+      <w:hyperlink r:id="rId72">
         <w:r>
           <w:rPr>
             <w:rStyle w:val="Hyperlink"/>
@@ -19452,8 +20944,8 @@
         <w:t xml:space="preserve">.</w:t>
       </w:r>
     </w:p>
-    <w:bookmarkEnd w:id="62"/>
-    <w:bookmarkStart w:id="110" w:name="covariance"/>
+    <w:bookmarkEnd w:id="73"/>
+    <w:bookmarkStart w:id="121" w:name="covariance"/>
     <w:p>
       <w:pPr>
         <w:pStyle w:val="Heading2"/>
@@ -19462,7 +20954,7 @@
         <w:t xml:space="preserve">5 Covariance</w:t>
       </w:r>
     </w:p>
-    <w:bookmarkStart w:id="63" w:name="def-cov"/>
+    <w:bookmarkStart w:id="74" w:name="def-cov"/>
     <w:p>
       <w:pPr>
         <w:pStyle w:val="FirstParagraph"/>
@@ -19829,8 +21321,8 @@
         </m:oMath>
       </m:oMathPara>
     </w:p>
-    <w:bookmarkEnd w:id="63"/>
-    <w:bookmarkStart w:id="64" w:name="thm-alt-cov"/>
+    <w:bookmarkEnd w:id="74"/>
+    <w:bookmarkStart w:id="75" w:name="thm-alt-cov"/>
     <w:p>
       <w:pPr>
         <w:pStyle w:val="FirstParagraph"/>
@@ -19982,7 +21474,7 @@
         </m:oMath>
       </m:oMathPara>
     </w:p>
-    <w:bookmarkEnd w:id="64"/>
+    <w:bookmarkEnd w:id="75"/>
     <w:p>
       <w:pPr>
         <w:pStyle w:val="FirstParagraph"/>
@@ -21281,7 +22773,7 @@
         </m:oMath>
       </m:oMathPara>
     </w:p>
-    <w:bookmarkStart w:id="65" w:name="exm-alt-cov"/>
+    <w:bookmarkStart w:id="76" w:name="exm-alt-cov"/>
     <w:p>
       <w:pPr>
         <w:pStyle w:val="FirstParagraph"/>
@@ -21756,8 +23248,8 @@
         </m:oMath>
       </m:oMathPara>
     </w:p>
-    <w:bookmarkEnd w:id="65"/>
-    <w:bookmarkStart w:id="67" w:name="thm-indpt-uncorrelated"/>
+    <w:bookmarkEnd w:id="76"/>
+    <w:bookmarkStart w:id="78" w:name="thm-indpt-uncorrelated"/>
     <w:p>
       <w:pPr>
         <w:pStyle w:val="FirstParagraph"/>
@@ -21806,7 +23298,7 @@
       <w:r>
         <w:t xml:space="preserve"> </w:t>
       </w:r>
-      <w:hyperlink r:id="rId66">
+      <w:hyperlink r:id="rId77">
         <w:r>
           <w:rPr>
             <w:rStyle w:val="Hyperlink"/>
@@ -22107,7 +23599,7 @@
         <w:t xml:space="preserve">.</w:t>
       </w:r>
     </w:p>
-    <w:bookmarkEnd w:id="67"/>
+    <w:bookmarkEnd w:id="78"/>
     <w:p>
       <w:pPr>
         <w:pStyle w:val="BodyText"/>
@@ -22257,7 +23749,7 @@
       <w:r>
         <w:t xml:space="preserve"> </w:t>
       </w:r>
-      <w:hyperlink r:id="rId68">
+      <w:hyperlink r:id="rId79">
         <w:r>
           <w:rPr>
             <w:rStyle w:val="Hyperlink"/>
@@ -22271,7 +23763,7 @@
       <w:r>
         <w:t xml:space="preserve">(</w:t>
       </w:r>
-      <w:hyperlink r:id="rId69">
+      <w:hyperlink r:id="rId80">
         <w:r>
           <w:rPr>
             <w:rStyle w:val="Hyperlink"/>
@@ -22453,7 +23945,7 @@
       <w:r>
         <w:t xml:space="preserve"> </w:t>
       </w:r>
-      <w:hyperlink r:id="rId66">
+      <w:hyperlink r:id="rId77">
         <w:r>
           <w:rPr>
             <w:rStyle w:val="Hyperlink"/>
@@ -24977,7 +26469,7 @@
         </m:oMath>
       </m:oMathPara>
     </w:p>
-    <w:bookmarkStart w:id="71" w:name="exm-indpt-uncorrelated"/>
+    <w:bookmarkStart w:id="82" w:name="exm-indpt-uncorrelated"/>
     <w:p>
       <w:pPr>
         <w:pStyle w:val="FirstParagraph"/>
@@ -25044,7 +26536,7 @@
       <w:r>
         <w:t xml:space="preserve"> </w:t>
       </w:r>
-      <w:hyperlink r:id="rId70">
+      <w:hyperlink r:id="rId81">
         <w:r>
           <w:rPr>
             <w:rStyle w:val="Hyperlink"/>
@@ -25629,8 +27121,8 @@
         <w:t xml:space="preserve">requires.</w:t>
       </w:r>
     </w:p>
-    <w:bookmarkEnd w:id="71"/>
-    <w:bookmarkStart w:id="72" w:name="exm-uncorrelated-not-indpt"/>
+    <w:bookmarkEnd w:id="82"/>
+    <w:bookmarkStart w:id="83" w:name="exm-uncorrelated-not-indpt"/>
     <w:p>
       <w:pPr>
         <w:pStyle w:val="BodyText"/>
@@ -26867,8 +28359,8 @@
         </m:oMath>
       </m:oMathPara>
     </w:p>
-    <w:bookmarkEnd w:id="72"/>
-    <w:bookmarkStart w:id="73" w:name="def-correlation"/>
+    <w:bookmarkEnd w:id="83"/>
+    <w:bookmarkStart w:id="84" w:name="def-correlation"/>
     <w:p>
       <w:pPr>
         <w:pStyle w:val="FirstParagraph"/>
@@ -27140,7 +28632,7 @@
         </m:oMath>
       </m:oMathPara>
     </w:p>
-    <w:bookmarkEnd w:id="73"/>
+    <w:bookmarkEnd w:id="84"/>
     <w:p>
       <w:pPr>
         <w:pStyle w:val="FirstParagraph"/>
@@ -27196,7 +28688,7 @@
         <w:t xml:space="preserve">the sample (Pearson) correlation coefficient computed from data estimates it.</w:t>
       </w:r>
     </w:p>
-    <w:bookmarkStart w:id="74" w:name="exm-correlation"/>
+    <w:bookmarkStart w:id="85" w:name="exm-correlation"/>
     <w:p>
       <w:pPr>
         <w:pStyle w:val="BodyText"/>
@@ -27843,8 +29335,8 @@
         </m:oMath>
       </m:oMathPara>
     </w:p>
-    <w:bookmarkEnd w:id="74"/>
-    <w:bookmarkStart w:id="75" w:name="def-uncorrelated"/>
+    <w:bookmarkEnd w:id="85"/>
+    <w:bookmarkStart w:id="86" w:name="def-uncorrelated"/>
     <w:p>
       <w:pPr>
         <w:pStyle w:val="FirstParagraph"/>
@@ -28095,7 +29587,7 @@
         </m:oMath>
       </m:oMathPara>
     </w:p>
-    <w:bookmarkEnd w:id="75"/>
+    <w:bookmarkEnd w:id="86"/>
     <w:p>
       <w:pPr>
         <w:pStyle w:val="FirstParagraph"/>
@@ -28148,7 +29640,7 @@
         <w:t xml:space="preserve">shows the converse fails.</w:t>
       </w:r>
     </w:p>
-    <w:bookmarkStart w:id="76" w:name="exm-uncorrelated"/>
+    <w:bookmarkStart w:id="87" w:name="exm-uncorrelated"/>
     <w:p>
       <w:pPr>
         <w:pStyle w:val="BodyText"/>
@@ -28370,8 +29862,8 @@
         <w:t xml:space="preserve">so the binary exposure and outcome are not uncorrelated.</w:t>
       </w:r>
     </w:p>
-    <w:bookmarkEnd w:id="76"/>
-    <w:bookmarkStart w:id="77" w:name="cor-uncorrelated-cor-zero"/>
+    <w:bookmarkEnd w:id="87"/>
+    <w:bookmarkStart w:id="88" w:name="cor-uncorrelated-cor-zero"/>
     <w:p>
       <w:pPr>
         <w:pStyle w:val="BodyText"/>
@@ -28534,7 +30026,7 @@
         <w:t xml:space="preserve">.</w:t>
       </w:r>
     </w:p>
-    <w:bookmarkEnd w:id="77"/>
+    <w:bookmarkEnd w:id="88"/>
     <w:p>
       <w:pPr>
         <w:pStyle w:val="BodyText"/>
@@ -28934,7 +30426,7 @@
         <w:t xml:space="preserve">.</w:t>
       </w:r>
     </w:p>
-    <w:bookmarkStart w:id="78" w:name="def-cond-cov"/>
+    <w:bookmarkStart w:id="89" w:name="def-cond-cov"/>
     <w:p>
       <w:pPr>
         <w:pStyle w:val="BodyText"/>
@@ -29389,8 +30881,8 @@
         <w:t xml:space="preserve">.</w:t>
       </w:r>
     </w:p>
-    <w:bookmarkEnd w:id="78"/>
-    <w:bookmarkStart w:id="79" w:name="exm-cond-cov"/>
+    <w:bookmarkEnd w:id="89"/>
+    <w:bookmarkStart w:id="90" w:name="exm-cond-cov"/>
     <w:p>
       <w:pPr>
         <w:pStyle w:val="BodyText"/>
@@ -29661,8 +31153,8 @@
         <w:t xml:space="preserve">.</w:t>
       </w:r>
     </w:p>
-    <w:bookmarkEnd w:id="79"/>
-    <w:bookmarkStart w:id="80" w:name="thm-total-cov"/>
+    <w:bookmarkEnd w:id="90"/>
+    <w:bookmarkStart w:id="91" w:name="thm-total-cov"/>
     <w:p>
       <w:pPr>
         <w:pStyle w:val="BodyText"/>
@@ -30052,7 +31544,7 @@
         </m:oMath>
       </m:oMathPara>
     </w:p>
-    <w:bookmarkEnd w:id="80"/>
+    <w:bookmarkEnd w:id="91"/>
     <w:p>
       <w:pPr>
         <w:pStyle w:val="FirstParagraph"/>
@@ -31637,7 +33129,7 @@
       <w:r>
         <w:t xml:space="preserve"> </w:t>
       </w:r>
-      <w:hyperlink r:id="rId43">
+      <w:hyperlink r:id="rId54">
         <w:r>
           <w:rPr>
             <w:rStyle w:val="Hyperlink"/>
@@ -31668,7 +33160,7 @@
       <w:r>
         <w:t xml:space="preserve">(</w:t>
       </w:r>
-      <w:hyperlink r:id="rId45">
+      <w:hyperlink r:id="rId56">
         <w:r>
           <w:rPr>
             <w:rStyle w:val="Hyperlink"/>
@@ -31867,7 +33359,7 @@
       <w:r>
         <w:t xml:space="preserve"> </w:t>
       </w:r>
-      <w:hyperlink r:id="rId46">
+      <w:hyperlink r:id="rId57">
         <w:r>
           <w:rPr>
             <w:rStyle w:val="Hyperlink"/>
@@ -33192,7 +34684,7 @@
         <w:t xml:space="preserve">.</w:t>
       </w:r>
     </w:p>
-    <w:bookmarkStart w:id="81" w:name="lem-cov-xx"/>
+    <w:bookmarkStart w:id="92" w:name="lem-cov-xx"/>
     <w:p>
       <w:pPr>
         <w:pStyle w:val="BodyText"/>
@@ -33357,7 +34849,7 @@
         </m:oMath>
       </m:oMathPara>
     </w:p>
-    <w:bookmarkEnd w:id="81"/>
+    <w:bookmarkEnd w:id="92"/>
     <w:p>
       <w:pPr>
         <w:pStyle w:val="FirstParagraph"/>
@@ -33764,7 +35256,7 @@
         </m:oMath>
       </m:oMathPara>
     </w:p>
-    <w:bookmarkStart w:id="82" w:name="def-cov-vec-x"/>
+    <w:bookmarkStart w:id="93" w:name="def-cov-vec-x"/>
     <w:p>
       <w:pPr>
         <w:pStyle w:val="FirstParagraph"/>
@@ -33865,8 +35357,8 @@
     $$</w:t>
       </w:r>
     </w:p>
-    <w:bookmarkEnd w:id="82"/>
-    <w:bookmarkStart w:id="83" w:name="thm-vcov-elements"/>
+    <w:bookmarkEnd w:id="93"/>
+    <w:bookmarkStart w:id="94" w:name="thm-vcov-elements"/>
     <w:p>
       <w:pPr>
         <w:pStyle w:val="FirstParagraph"/>
@@ -34043,7 +35535,7 @@
     $$</w:t>
       </w:r>
     </w:p>
-    <w:bookmarkEnd w:id="83"/>
+    <w:bookmarkEnd w:id="94"/>
     <w:p>
       <w:pPr>
         <w:pStyle w:val="FirstParagraph"/>
@@ -34274,7 +35766,7 @@
       <w:r>
         <w:t xml:space="preserve"> </w:t>
       </w:r>
-      <w:hyperlink r:id="rId84">
+      <w:hyperlink r:id="rId95">
         <w:r>
           <w:rPr>
             <w:rStyle w:val="Hyperlink"/>
@@ -34338,7 +35830,7 @@
         <w:t xml:space="preserve">.</w:t>
       </w:r>
     </w:p>
-    <w:bookmarkStart w:id="85" w:name="thm-vcov-vec"/>
+    <w:bookmarkStart w:id="96" w:name="thm-vcov-vec"/>
     <w:p>
       <w:pPr>
         <w:pStyle w:val="FirstParagraph"/>
@@ -34364,7 +35856,7 @@
     $$</w:t>
       </w:r>
     </w:p>
-    <w:bookmarkEnd w:id="85"/>
+    <w:bookmarkEnd w:id="96"/>
     <w:p>
       <w:pPr>
         <w:pStyle w:val="FirstParagraph"/>
@@ -34415,7 +35907,7 @@
     $$</w:t>
       </w:r>
     </w:p>
-    <w:bookmarkStart w:id="86" w:name="thm-var-lincom"/>
+    <w:bookmarkStart w:id="97" w:name="thm-var-lincom"/>
     <w:p>
       <w:pPr>
         <w:pStyle w:val="FirstParagraph"/>
@@ -34476,7 +35968,7 @@
     $$</w:t>
       </w:r>
     </w:p>
-    <w:bookmarkEnd w:id="86"/>
+    <w:bookmarkEnd w:id="97"/>
     <w:p>
       <w:pPr>
         <w:pStyle w:val="FirstParagraph"/>
@@ -34608,7 +36100,7 @@
     $$</w:t>
       </w:r>
     </w:p>
-    <w:bookmarkStart w:id="87" w:name="cor-var-lincom2"/>
+    <w:bookmarkStart w:id="98" w:name="cor-var-lincom2"/>
     <w:p>
       <w:pPr>
         <w:pStyle w:val="FirstParagraph"/>
@@ -34885,7 +36377,7 @@
         </m:oMath>
       </m:oMathPara>
     </w:p>
-    <w:bookmarkEnd w:id="87"/>
+    <w:bookmarkEnd w:id="98"/>
     <w:p>
       <w:pPr>
         <w:pStyle w:val="FirstParagraph"/>
@@ -36393,7 +37885,7 @@
         </m:oMath>
       </m:oMathPara>
     </w:p>
-    <w:bookmarkStart w:id="88" w:name="cor-var-sum-indpt"/>
+    <w:bookmarkStart w:id="99" w:name="cor-var-sum-indpt"/>
     <w:p>
       <w:pPr>
         <w:pStyle w:val="FirstParagraph"/>
@@ -36442,7 +37934,7 @@
       <w:r>
         <w:t xml:space="preserve"> </w:t>
       </w:r>
-      <w:hyperlink r:id="rId66">
+      <w:hyperlink r:id="rId77">
         <w:r>
           <w:rPr>
             <w:rStyle w:val="Hyperlink"/>
@@ -36687,7 +38179,7 @@
         </m:oMath>
       </m:oMathPara>
     </w:p>
-    <w:bookmarkEnd w:id="88"/>
+    <w:bookmarkEnd w:id="99"/>
     <w:p>
       <w:pPr>
         <w:pStyle w:val="FirstParagraph"/>
@@ -37381,7 +38873,7 @@
         <w:t xml:space="preserve">is the case where that term is 0.</w:t>
       </w:r>
     </w:p>
-    <w:bookmarkStart w:id="91" w:name="thm-vcov-psd"/>
+    <w:bookmarkStart w:id="102" w:name="thm-vcov-psd"/>
     <w:p>
       <w:pPr>
         <w:pStyle w:val="BodyText"/>
@@ -37523,7 +39015,7 @@
       <w:r>
         <w:t xml:space="preserve"> </w:t>
       </w:r>
-      <w:hyperlink r:id="rId89">
+      <w:hyperlink r:id="rId100">
         <w:r>
           <w:rPr>
             <w:rStyle w:val="Hyperlink"/>
@@ -37540,7 +39032,7 @@
       <w:r>
         <w:t xml:space="preserve"> </w:t>
       </w:r>
-      <w:hyperlink r:id="rId90">
+      <w:hyperlink r:id="rId101">
         <w:r>
           <w:rPr>
             <w:rStyle w:val="Hyperlink"/>
@@ -37598,7 +39090,7 @@
         <w:t xml:space="preserve">$${\mathord{\smash[b]{\underset{\raise.3ex\hbox{$\scriptstyle\sim$}}{a}}\vphantom{a}}}^{\top} {\operatorname{Var}\mathopen{}\left(\mathord{\smash[b]{\underset{\raise.3ex\hbox{$\scriptstyle\sim$}}{X}}\vphantom{X}}\right)\mathclose{}} \mathord{\smash[b]{\underset{\raise.3ex\hbox{$\scriptstyle\sim$}}{a}}\vphantom{a}}\ge 0$$</w:t>
       </w:r>
     </w:p>
-    <w:bookmarkEnd w:id="91"/>
+    <w:bookmarkEnd w:id="102"/>
     <w:p>
       <w:pPr>
         <w:pStyle w:val="FirstParagraph"/>
@@ -38420,7 +39912,7 @@
         <w:t xml:space="preserve">).</w:t>
       </w:r>
     </w:p>
-    <w:bookmarkStart w:id="92" w:name="exm-vcov-psd"/>
+    <w:bookmarkStart w:id="103" w:name="exm-vcov-psd"/>
     <w:p>
       <w:pPr>
         <w:pStyle w:val="BodyText"/>
@@ -40786,7 +42278,7 @@
         <w:t xml:space="preserve">.</w:t>
       </w:r>
     </w:p>
-    <w:bookmarkEnd w:id="92"/>
+    <w:bookmarkEnd w:id="103"/>
     <w:p>
       <w:pPr>
         <w:pStyle w:val="BodyText"/>
@@ -40920,7 +42412,7 @@
         <w:t xml:space="preserve">has the larger spread.</w:t>
       </w:r>
     </w:p>
-    <w:bookmarkStart w:id="96" w:name="exm-vcov-singular"/>
+    <w:bookmarkStart w:id="107" w:name="exm-vcov-singular"/>
     <w:p>
       <w:pPr>
         <w:pStyle w:val="BodyText"/>
@@ -41208,7 +42700,7 @@
       <w:r>
         <w:t xml:space="preserve"> </w:t>
       </w:r>
-      <w:hyperlink r:id="rId93">
+      <w:hyperlink r:id="rId104">
         <w:r>
           <w:rPr>
             <w:rStyle w:val="Hyperlink"/>
@@ -41225,7 +42717,7 @@
       <w:r>
         <w:t xml:space="preserve"> </w:t>
       </w:r>
-      <w:hyperlink r:id="rId94">
+      <w:hyperlink r:id="rId105">
         <w:r>
           <w:rPr>
             <w:rStyle w:val="Hyperlink"/>
@@ -41280,7 +42772,7 @@
       <w:r>
         <w:t xml:space="preserve"> </w:t>
       </w:r>
-      <w:hyperlink r:id="rId95">
+      <w:hyperlink r:id="rId106">
         <w:r>
           <w:rPr>
             <w:rStyle w:val="Hyperlink"/>
@@ -41292,8 +42784,8 @@
         <w:t xml:space="preserve">.</w:t>
       </w:r>
     </w:p>
-    <w:bookmarkEnd w:id="96"/>
-    <w:bookmarkStart w:id="98" w:name="cor-vcov-indpt-diagonal"/>
+    <w:bookmarkEnd w:id="107"/>
+    <w:bookmarkStart w:id="109" w:name="cor-vcov-indpt-diagonal"/>
     <w:p>
       <w:pPr>
         <w:pStyle w:val="BodyText"/>
@@ -41464,7 +42956,7 @@
       <w:r>
         <w:t xml:space="preserve"> </w:t>
       </w:r>
-      <w:hyperlink r:id="rId66">
+      <w:hyperlink r:id="rId77">
         <w:r>
           <w:rPr>
             <w:rStyle w:val="Hyperlink"/>
@@ -41521,7 +43013,7 @@
       <w:r>
         <w:t xml:space="preserve"> </w:t>
       </w:r>
-      <w:hyperlink r:id="rId97">
+      <w:hyperlink r:id="rId108">
         <w:r>
           <w:rPr>
             <w:rStyle w:val="Hyperlink"/>
@@ -41633,7 +43125,7 @@
         <w:t xml:space="preserve">.</w:t>
       </w:r>
     </w:p>
-    <w:bookmarkEnd w:id="98"/>
+    <w:bookmarkEnd w:id="109"/>
     <w:p>
       <w:pPr>
         <w:pStyle w:val="BodyText"/>
@@ -42089,7 +43581,7 @@
         <w:t xml:space="preserve">.</w:t>
       </w:r>
     </w:p>
-    <w:bookmarkStart w:id="99" w:name="thm-cor-bounds"/>
+    <w:bookmarkStart w:id="110" w:name="thm-cor-bounds"/>
     <w:p>
       <w:pPr>
         <w:pStyle w:val="BodyText"/>
@@ -42338,7 +43830,7 @@
         </m:oMath>
       </m:oMathPara>
     </w:p>
-    <w:bookmarkEnd w:id="99"/>
+    <w:bookmarkEnd w:id="110"/>
     <w:p>
       <w:pPr>
         <w:pStyle w:val="FirstParagraph"/>
@@ -43560,7 +45052,7 @@
         <w:t xml:space="preserve">.</w:t>
       </w:r>
     </w:p>
-    <w:bookmarkStart w:id="107" w:name="exm-cor-auto"/>
+    <w:bookmarkStart w:id="118" w:name="exm-cor-auto"/>
     <w:p>
       <w:pPr>
         <w:pStyle w:val="BodyText"/>
@@ -43624,7 +45116,7 @@
       <w:r>
         <w:t xml:space="preserve"> </w:t>
       </w:r>
-      <w:hyperlink r:id="rId100">
+      <w:hyperlink r:id="rId111">
         <w:r>
           <w:rPr>
             <w:rStyle w:val="VerbatimChar"/>
@@ -43656,7 +45148,7 @@
       <w:r>
         <w:t xml:space="preserve"> </w:t>
       </w:r>
-      <w:hyperlink r:id="rId101">
+      <w:hyperlink r:id="rId112">
         <w:r>
           <w:rPr>
             <w:rStyle w:val="VerbatimChar"/>
@@ -43688,7 +45180,7 @@
       <w:r>
         <w:t xml:space="preserve"> </w:t>
       </w:r>
-      <w:hyperlink r:id="rId102">
+      <w:hyperlink r:id="rId113">
         <w:r>
           <w:rPr>
             <w:rStyle w:val="VerbatimChar"/>
@@ -45088,7 +46580,7 @@
           <w:rPr>
             <w:rStyle w:val="Hyperlink"/>
           </w:rPr>
-          <w:t xml:space="preserve">Figure 1</w:t>
+          <w:t xml:space="preserve">Figure 2</w:t>
         </w:r>
       </w:hyperlink>
       <w:r>
@@ -45410,7 +46902,7 @@
       <w:tr>
         <w:tc>
           <w:tcPr/>
-          <w:bookmarkStart w:id="106" w:name="fig-cor-auto"/>
+          <w:bookmarkStart w:id="117" w:name="fig-cor-auto"/>
           <w:p>
             <w:pPr>
               <w:pStyle w:val="Compact"/>
@@ -45421,18 +46913,18 @@
                 <wp:inline>
                   <wp:extent cx="4620126" cy="3234088"/>
                   <wp:effectExtent b="0" l="0" r="0" t="0"/>
-                  <wp:docPr descr="" title="" id="104" name="Picture"/>
+                  <wp:docPr descr="" title="" id="115" name="Picture"/>
                   <a:graphic>
                     <a:graphicData uri="http://schemas.openxmlformats.org/drawingml/2006/picture">
                       <pic:pic>
                         <pic:nvPicPr>
-                          <pic:cNvPr descr="variance-covariance_files/figure-docx/fig-cor-auto-1.png" id="105" name="Picture"/>
+                          <pic:cNvPr descr="variance-covariance_files/figure-docx/fig-cor-auto-1.png" id="116" name="Picture"/>
                           <pic:cNvPicPr>
                             <a:picLocks noChangeArrowheads="1" noChangeAspect="1"/>
                           </pic:cNvPicPr>
                         </pic:nvPicPr>
                         <pic:blipFill>
-                          <a:blip r:embed="rId103"/>
+                          <a:blip r:embed="rId114"/>
                           <a:stretch>
                             <a:fillRect/>
                           </a:stretch>
@@ -45469,10 +46961,10 @@
               <w:pStyle w:val="ImageCaption"/>
             </w:pPr>
             <w:r>
-              <w:t xml:space="preserve">Figure 1: Miles per gallon against horsepower for the cars in the Auto data. Cars with more horsepower tend to have lower fuel economy.</w:t>
+              <w:t xml:space="preserve">Figure 2: Miles per gallon against horsepower for the cars in the Auto data. Cars with more horsepower tend to have lower fuel economy.</w:t>
             </w:r>
           </w:p>
-          <w:bookmarkEnd w:id="106"/>
+          <w:bookmarkEnd w:id="117"/>
         </w:tc>
       </w:tr>
     </w:tbl>
@@ -45619,7 +47111,7 @@
         <w:t xml:space="preserve">deviations by the same count, which cancels.</w:t>
       </w:r>
     </w:p>
-    <w:bookmarkEnd w:id="107"/>
+    <w:bookmarkEnd w:id="118"/>
     <w:p>
       <w:pPr>
         <w:pStyle w:val="BodyText"/>
@@ -45630,7 +47122,7 @@
       <w:r>
         <w:t xml:space="preserve"> </w:t>
       </w:r>
-      <w:hyperlink r:id="rId108">
+      <w:hyperlink r:id="rId119">
         <w:r>
           <w:rPr>
             <w:rStyle w:val="Hyperlink"/>
@@ -45647,7 +47139,7 @@
       <w:r>
         <w:t xml:space="preserve"> </w:t>
       </w:r>
-      <w:hyperlink r:id="rId109">
+      <w:hyperlink r:id="rId120">
         <w:r>
           <w:rPr>
             <w:rStyle w:val="Hyperlink"/>
@@ -45677,8 +47169,8 @@
         <w:t xml:space="preserve">.</w:t>
       </w:r>
     </w:p>
-    <w:bookmarkEnd w:id="110"/>
-    <w:bookmarkStart w:id="122" w:name="references"/>
+    <w:bookmarkEnd w:id="121"/>
+    <w:bookmarkStart w:id="133" w:name="references"/>
     <w:p>
       <w:pPr>
         <w:pStyle w:val="Heading2"/>
@@ -45687,8 +47179,8 @@
         <w:t xml:space="preserve">References</w:t>
       </w:r>
     </w:p>
-    <w:bookmarkStart w:id="121" w:name="refs"/>
-    <w:bookmarkStart w:id="111" w:name="ref-wikipedia_errors_and_residuals"/>
+    <w:bookmarkStart w:id="132" w:name="refs"/>
+    <w:bookmarkStart w:id="122" w:name="ref-wikipedia_errors_and_residuals"/>
     <w:p>
       <w:pPr>
         <w:pStyle w:val="Bibliography"/>
@@ -45744,8 +47236,8 @@
         </w:r>
       </w:hyperlink>
     </w:p>
-    <w:bookmarkEnd w:id="111"/>
-    <w:bookmarkStart w:id="113" w:name="ref-wikipedia_variance"/>
+    <w:bookmarkEnd w:id="122"/>
+    <w:bookmarkStart w:id="124" w:name="ref-wikipedia_variance"/>
     <w:p>
       <w:pPr>
         <w:pStyle w:val="Bibliography"/>
@@ -45792,7 +47284,7 @@
       <w:r>
         <w:t xml:space="preserve"> </w:t>
       </w:r>
-      <w:hyperlink r:id="rId112">
+      <w:hyperlink r:id="rId123">
         <w:r>
           <w:rPr>
             <w:rStyle w:val="Hyperlink"/>
@@ -45801,8 +47293,8 @@
         </w:r>
       </w:hyperlink>
     </w:p>
-    <w:bookmarkEnd w:id="113"/>
-    <w:bookmarkStart w:id="115" w:name="ref-wikipedia_covariance"/>
+    <w:bookmarkEnd w:id="124"/>
+    <w:bookmarkStart w:id="126" w:name="ref-wikipedia_covariance"/>
     <w:p>
       <w:pPr>
         <w:pStyle w:val="Bibliography"/>
@@ -45849,7 +47341,7 @@
       <w:r>
         <w:t xml:space="preserve"> </w:t>
       </w:r>
-      <w:hyperlink r:id="rId114">
+      <w:hyperlink r:id="rId125">
         <w:r>
           <w:rPr>
             <w:rStyle w:val="Hyperlink"/>
@@ -45858,8 +47350,8 @@
         </w:r>
       </w:hyperlink>
     </w:p>
-    <w:bookmarkEnd w:id="115"/>
-    <w:bookmarkStart w:id="116" w:name="ref-billingsley1995probability"/>
+    <w:bookmarkEnd w:id="126"/>
+    <w:bookmarkStart w:id="127" w:name="ref-billingsley1995probability"/>
     <w:p>
       <w:pPr>
         <w:pStyle w:val="Bibliography"/>
@@ -45890,8 +47382,8 @@
         <w:t xml:space="preserve">, 3rd ed. in Wiley series in probability and mathematical statistics. New York: Wiley, 1995.</w:t>
       </w:r>
     </w:p>
-    <w:bookmarkEnd w:id="116"/>
-    <w:bookmarkStart w:id="118" w:name="ref-CaseBerg01"/>
+    <w:bookmarkEnd w:id="127"/>
+    <w:bookmarkStart w:id="129" w:name="ref-CaseBerg01"/>
     <w:p>
       <w:pPr>
         <w:pStyle w:val="Bibliography"/>
@@ -45924,7 +47416,7 @@
       <w:r>
         <w:t xml:space="preserve"> </w:t>
       </w:r>
-      <w:hyperlink r:id="rId117">
+      <w:hyperlink r:id="rId128">
         <w:r>
           <w:rPr>
             <w:rStyle w:val="Hyperlink"/>
@@ -45933,8 +47425,8 @@
         </w:r>
       </w:hyperlink>
     </w:p>
-    <w:bookmarkEnd w:id="118"/>
-    <w:bookmarkStart w:id="120" w:name="ref-fiveminuteai_probstat"/>
+    <w:bookmarkEnd w:id="129"/>
+    <w:bookmarkStart w:id="131" w:name="ref-fiveminuteai_probstat"/>
     <w:p>
       <w:pPr>
         <w:pStyle w:val="Bibliography"/>
@@ -45966,7 +47458,7 @@
       <w:r>
         <w:t xml:space="preserve"> </w:t>
       </w:r>
-      <w:hyperlink r:id="rId119">
+      <w:hyperlink r:id="rId130">
         <w:r>
           <w:rPr>
             <w:rStyle w:val="Hyperlink"/>
@@ -45975,9 +47467,9 @@
         </w:r>
       </w:hyperlink>
     </w:p>
-    <w:bookmarkEnd w:id="120"/>
-    <w:bookmarkEnd w:id="121"/>
-    <w:bookmarkEnd w:id="122"/>
+    <w:bookmarkEnd w:id="131"/>
+    <w:bookmarkEnd w:id="132"/>
+    <w:bookmarkEnd w:id="133"/>
     <w:sectPr>
       <w:footnotePr>
         <w:numRestart w:val="eachSect"/>
